--- a/files/Wayne_Radix_Website_Proposal.docx
+++ b/files/Wayne_Radix_Website_Proposal.docx
@@ -863,7 +863,7 @@
       <w:r>
         <w:drawing>
           <wp:inline distT="0" distB="0" distL="0" distR="0">
-            <wp:extent cx="5715000" cy="4248150"/>
+            <wp:extent cx="5943600" cy="2505075"/>
             <wp:effectExtent t="0" r="0" b="0" l="0"/>
             <wp:docPr id="1" name="demo" descr="Screenshot of the demo website homepage" title="Demo website"/>
             <wp:cNvGraphicFramePr>
@@ -888,7 +888,7 @@
                   <pic:spPr bwMode="auto">
                     <a:xfrm>
                       <a:off x="0" y="0"/>
-                      <a:ext cx="5715000" cy="4248150"/>
+                      <a:ext cx="5943600" cy="2505075"/>
                     </a:xfrm>
                     <a:prstGeom prst="rect">
                       <a:avLst/>
@@ -914,7 +914,7 @@
         </w:rPr>
         <w:t xml:space="preserve">Demo link: </w:t>
       </w:r>
-      <w:hyperlink w:history="1" r:id="rIdu69s34-h6e8cexlbwicg8">
+      <w:hyperlink w:history="1" r:id="rIdbjvvhcx43ytuaeeiebxmd">
         <w:r>
           <w:rPr>
             <w:rFonts w:ascii="Arial" w:cs="Arial" w:eastAsia="Arial" w:hAnsi="Arial"/>
@@ -5428,7 +5428,7 @@
         </w:rPr>
         <w:t xml:space="preserve">Full portfolio: </w:t>
       </w:r>
-      <w:hyperlink w:history="1" r:id="rId23difet6mky10cc6yvu-n">
+      <w:hyperlink w:history="1" r:id="rId2nmwyqzynmlcdco2lbnnk">
         <w:r>
           <w:rPr>
             <w:rFonts w:ascii="Arial" w:cs="Arial" w:eastAsia="Arial" w:hAnsi="Arial"/>
@@ -5806,7 +5806,7 @@
         </w:rPr>
         <w:t xml:space="preserve">Email  </w:t>
       </w:r>
-      <w:hyperlink w:history="1" r:id="rId7rkdkau1z5r-lvtloo3ti">
+      <w:hyperlink w:history="1" r:id="rIdochcuh4iq9lqf3_h60by0">
         <w:r>
           <w:rPr>
             <w:rFonts w:ascii="Arial" w:cs="Arial" w:eastAsia="Arial" w:hAnsi="Arial"/>
